--- a/交付_20260811_规划环境先验解耦/04_E7规划先验强度消融_FINAL.docx
+++ b/交付_20260811_规划环境先验解耦/04_E7规划先验强度消融_FINAL.docx
@@ -3520,7 +3520,7 @@
           <w:color w:val="000000"/>
           <w:sz w:val="24"/>
         </w:rPr>
-        <w:t>3.2 开了在线环境更新之后，代价基本消失</w:t>
+        <w:t>3.2 开了在线环境更新之后，代价大幅缩小，但未在所有指标上消失</w:t>
       </w:r>
     </w:p>
     <w:p>
@@ -4909,31 +4909,6 @@
     </w:p>
     <w:p>
       <w:pPr>
-        <w:spacing w:after="80"/>
-        <w:jc w:val="both"/>
-      </w:pPr>
-      <w:r>
-        <w:rPr>
-          <w:rFonts w:ascii="SimSun" w:hAnsi="SimSun" w:eastAsia="SimSun"/>
-        </w:rPr>
-        <w:t>（须注意 E3b 与 E7 的条件并不完全相同：E3b 为 15 组配对、旧目标集口径；E7 为 24 组、新目标集口径。</w:t>
-      </w:r>
-      <w:r>
-        <w:rPr>
-          <w:rFonts w:ascii="SimSun" w:hAnsi="SimSun" w:eastAsia="SimSun"/>
-          <w:b/>
-        </w:rPr>
-        <w:t>不得直接改写 E3b 的结论</w:t>
-      </w:r>
-      <w:r>
-        <w:rPr>
-          <w:rFonts w:ascii="SimSun" w:hAnsi="SimSun" w:eastAsia="SimSun"/>
-        </w:rPr>
-        <w:t>，只能说明二者测量的先验条件不同。）</w:t>
-      </w:r>
-    </w:p>
-    <w:p>
-      <w:pPr>
         <w:pStyle w:val="Heading2"/>
         <w:spacing w:before="200" w:after="80"/>
       </w:pPr>
